--- a/submission/NC/Manuscript_NC_maintext.docx
+++ b/submission/NC/Manuscript_NC_maintext.docx
@@ -2,7 +2,7 @@
 <file path=word/document.xml><?xml version="1.0" encoding="utf-8"?>
 <w:document xmlns:w="http://schemas.openxmlformats.org/wordprocessingml/2006/main" xmlns:m="http://schemas.openxmlformats.org/officeDocument/2006/math" xmlns:r="http://schemas.openxmlformats.org/officeDocument/2006/relationships" xmlns:o="urn:schemas-microsoft-com:office:office" xmlns:v="urn:schemas-microsoft-com:vml" xmlns:w10="urn:schemas-microsoft-com:office:word" xmlns:a="http://schemas.openxmlformats.org/drawingml/2006/main" xmlns:pic="http://schemas.openxmlformats.org/drawingml/2006/picture" xmlns:wp="http://schemas.openxmlformats.org/drawingml/2006/wordprocessingDrawing">
   <w:body>
-    <w:bookmarkStart w:id="38" w:name="X375d79c841bc0027eb180376c96c2db5ee86b3d"/>
+    <w:bookmarkStart w:id="39" w:name="X375d79c841bc0027eb180376c96c2db5ee86b3d"/>
     <w:p>
       <w:pPr>
         <w:pStyle w:val="Heading1"/>
@@ -270,7 +270,7 @@
         <w:pStyle w:val="FirstParagraph"/>
       </w:pPr>
       <w:r>
-        <w:t xml:space="preserve">The released compilation contains 1,029 provincial-level new bird records with a parseable discovery date for 1,028 (99.9%). Of these, 684 could be matched to a species × province cell in the candidate pool defined by species-distribution models plus forced inclusion of every observed event; 657 fall within the 2002–2024 analysis window (Supplementary Table S7). Twenty-six records discovered before 2002 describe species already present at the start of the window and were removed from the risk set as prevalent rather than incident cases.</w:t>
+        <w:t xml:space="preserve">The released compilation contains 1,029 provincial-level new bird records with a parseable discovery date for 1,028 (99.9%). Of these, 684 could be matched to a species × province cell in the candidate pool defined by species-distribution models plus forced inclusion of every observed event; 657 fall within the 2002–2024 analysis window (Supplementary Table S7). Twenty-six records discovered before 2002 describe species already present at the start of the window and were removed from the risk set as prevalent rather than incident cases. Its spatial and temporal pattern is summarised in Supplementary Fig. S15.</w:t>
       </w:r>
     </w:p>
     <w:p>
@@ -513,7 +513,7 @@
         <w:pStyle w:val="BodyText"/>
       </w:pPr>
       <w:r>
-        <w:t xml:space="preserve">Two qualifications follow from the resampling analyses (Supplementary Fig. S11). First, the reference point for the warming coefficient is not unity. Permuting accumulated warming among species within a province-year, or permuting the event indicator among the species at risk in a province-year, still returns a hazard ratio of 1.157–1.167, because both permutations preserve the covariance between provincial-annual climate and provincial-annual event counts. The observed 1.362 lies outside that null distribution (</w:t>
+        <w:t xml:space="preserve">Two qualifications follow from the resampling analyses (Supplementary Fig. S11). First, the reference point for the warming coefficient is not unity. Permuting accumulated warming among species within a province-year, or the event indicator among the species at risk, still returns a hazard ratio of 1.157–1.167, because both preserve the covariance between provincial-annual climate and event counts. The observed 1.362 lies outside that null distribution (</w:t>
       </w:r>
       <w:r>
         <w:rPr>
@@ -526,7 +526,7 @@
         <w:t xml:space="preserve"> </w:t>
       </w:r>
       <w:r>
-        <w:t xml:space="preserve">= 0.005 in both cases), but the increment attributable to the species-specific referencing is 1.362/1.157 ≈ 1.18 rather than 1.36; the remainder is a structural baseline shared with the null. The effort coefficient behaves differently: permuting effort across years within a province collapses it to 0.980, with the null 95% interval covering unity, so it derives from the temporal alignment of effort and events rather than from any cross-sectional contrast between well- and poorly surveyed provinces. Second, the Wald intervals are slightly narrow with respect to provincial clustering. A cluster bootstrap resampling provinces widens them to 1.20–1.72 for warming and 1.21–1.76 for effort; both lower bounds still exceed unity, and the interaction remains bounded away from it (0.74–0.99).</w:t>
+        <w:t xml:space="preserve">= 0.005 in both cases), but the increment attributable to the species-specific referencing is 1.362/1.157 ≈ 1.18 rather than 1.36; the remainder is a baseline shared with the null. The effort coefficient behaves differently: permuting effort across years within a province collapses it to 0.980, with the null 95% interval covering unity, so it derives from the temporal alignment of effort and events, not from cross-sectional contrasts between provinces. Second, the Wald intervals are slightly narrow under provincial clustering. A cluster bootstrap resampling provinces widens them to 1.20–1.72 for warming and 1.21–1.76 for effort; both lower bounds still exceed unity, and the interaction remains bounded away from it (0.74–0.99).</w:t>
       </w:r>
     </w:p>
     <w:p>
@@ -1127,7 +1127,7 @@
         <w:t xml:space="preserve"> </w:t>
       </w:r>
       <w:r>
-        <w:t xml:space="preserve">We tested windows of 5, 10, 15 and 20 years jointly against three series (WorldClim 1980–2000, CRU 1980–2000 and CRU 1970–2000; the 1970–2000 baseline cannot be computed from the WorldClim downscaling) (Supplementary Fig. S2). The warming coefficient rises with window length in every series, from about 1.16–1.21 at five years to 1.36–1.40 at twenty years. This is the signature expected of a process that integrates climate over years to decades: a five-year window measures weather rather than climate and dilutes the signal, whereas a boundary shifts only when conditions have been favourable long enough for colonisation and establishment. A finer grid spanning 3 to 23 years (Supplementary Table S8) places the optimum at 18–20 years with AIC rising again by 23 years, so the optimum is interior rather than an artefact of the tested range. We retain 15 years as pre-specified; it lies within 2.2–5.6 AIC units of the optimum in every series. The choice of baseline period, of data source and of climate indicator moves the warming estimate only slightly (Supplementary Note S5).</w:t>
+        <w:t xml:space="preserve">We tested windows of 5, 10, 15 and 20 years jointly against three series (WorldClim 1980–2000, CRU 1980–2000 and CRU 1970–2000; the 1970–2000 baseline cannot be computed from the WorldClim downscaling) (Supplementary Fig. S2). The warming coefficient rises with window length in every series, from about 1.16–1.21 at five years to 1.36–1.40 at twenty years. This is the signature of a process that integrates climate over years to decades rather than responding to weather. A finer grid spanning 3 to 23 years (Supplementary Table S8) places the optimum at 18–20 years, interior to the tested range. We retain 15 years as pre-specified; it lies within 2.2–5.6 AIC units of the optimum in every series. The choice of baseline period, of data source and of climate indicator moves the warming estimate only slightly (Supplementary Note S5).</w:t>
       </w:r>
     </w:p>
     <w:p>
@@ -1287,7 +1287,15 @@
         <w:pStyle w:val="BodyText"/>
       </w:pPr>
       <w:r>
-        <w:t xml:space="preserve">A gradient-boosted comparison model trained on the same three predictors reinforces the point (Supplementary Note S7; Supplementary Figs S7, S8). Within the observed range the two model families track each other across province-years (Spearman ρ = 0.54); outside it, rank correlations across province-scenario cells range from −0.04 to 0.18, and the two agree on the direction of change in only 23.7% of cells, falling to 6.5% under SSP5-8.5 in 2080. The mechanistic model projects increases in 176 of 186 cells; the machine-learning model in 42. The cause is structural: tree ensembles return boundary leaf values once covariates leave the training support and therefore saturate, whereas the complementary log-log model extrapolates linearly on the log-hazard scale.</w:t>
+        <w:t xml:space="preserve">A gradient-boosted comparison model trained on the same three predictors reinforces the point (Supplementary Note S7; Supplementary Figs S7, S8). Within the observed range the two model families track each other across province-years (Spearman ρ = 0.54); outside it they agree on the direction of change in only 23.7% of cells, falling to 6.5% under SSP5-8.5 in 2080. The cause is structural: tree ensembles saturate once covariates leave the training support, whereas the complementary log-log model extrapolates linearly on the log-hazard scale.</w:t>
+      </w:r>
+    </w:p>
+    <w:p>
+      <w:pPr>
+        <w:pStyle w:val="BodyText"/>
+      </w:pPr>
+      <w:r>
+        <w:t xml:space="preserve">Treating climate and effort as independent scenario axes shows which one governs future record generation (Supplementary Fig. S16): with effort frozen at 2024, switching SSP2-4.5 for SSP5-8.5 leaves the national expectation unchanged (23.2 versus 23.1 records per year in 2030), whereas effort growing at half its observed pace raises the 2050 expectation from 23.6 to 57–62—with only 2% of cells still inside the fitted support. A random forest and XGBoost under identical designs behave alike, leading on leave-species folds but trailing on temporal and leave-one-province prediction, while all three families agree on where records will fall (ρ 0.62–0.90; Supplementary Note S8; Supplementary Figs S17, S18).</w:t>
       </w:r>
     </w:p>
     <w:bookmarkEnd w:id="22"/>
@@ -1400,7 +1408,7 @@
         <w:pStyle w:val="BodyText"/>
       </w:pPr>
       <w:r>
-        <w:t xml:space="preserve">The negative interaction refines this: warming raises the hazard most where survey effort is low. Two non-exclusive readings fit the data. Ecologically, sparsely surveyed provinces in China are disproportionately western and montane, where climatic gradients are steep and small temperature changes translate into large habitat displacements. Observationally, densely surveyed provinces have already absorbed much of their Wallacean shortfall, so the pool of species available to be newly recorded is depleted regardless of climate. The declining marginal return of effort through time, which we detect as a violation of proportional hazards for that term alone, supports the second reading.</w:t>
+        <w:t xml:space="preserve">The negative interaction refines this: warming raises the hazard most where survey effort is low. Two non-exclusive readings fit the data. Ecologically, sparsely surveyed provinces in China are disproportionately western and montane, where climatic gradients are steep and small temperature changes translate into large habitat displacements. Observationally, densely surveyed provinces have already absorbed much of their Wallacean shortfall, so the pool of species available to be newly recorded is depleted regardless of climate. The declining marginal return of effort through time, which we detect as a violation of proportional hazards for that term alone, supports the second reading. Projected forward, the same asymmetry recurs: future record counts depend far more on how survey effort develops than on the emissions pathway, and that increase falls outside the fitted support.</w:t>
       </w:r>
     </w:p>
     <w:p>
@@ -4358,7 +4366,7 @@
       </w:r>
     </w:p>
     <w:bookmarkEnd w:id="26"/>
-    <w:bookmarkStart w:id="37" w:name="methods"/>
+    <w:bookmarkStart w:id="38" w:name="methods"/>
     <w:p>
       <w:pPr>
         <w:pStyle w:val="Heading2"/>
@@ -5625,7 +5633,33 @@
         <w:pStyle w:val="FirstParagraph"/>
       </w:pPr>
       <w:r>
-        <w:t xml:space="preserve">CMIP6 four-model ensemble median deltas for annual mean temperature were computed for SSP2-4.5 and SSP5-8.5 at 2030, 2050 and 2080, separately for each province and each species range, and added to both ends of the climate gradient. Effort was grown at 0.30 (SSP2-4.5) and 0.60 (SSP5-8.5) standard deviations per decade. Predictions set the province-by-year random effect to its expectation and the completeness offset to log 1, so the projected quantity is the latent generation hazard. Support was defined as the 1st–99th percentile of the fitted accumulated warming and effort; main projection figures aggregate only cells inside this range, and the share of qualifying cells is reported on every panel. A gradient-boosted comparison model (XGBoost, 400 rounds, learning rate 0.05, depth 4)</w:t>
+        <w:t xml:space="preserve">CMIP6 four-model ensemble median deltas for annual mean temperature were computed for SSP2-4.5 and SSP5-8.5 at 2030, 2050 and 2080, separately for each province and each species range, and added to both ends of the climate gradient. Effort was grown at 0.30 (SSP2-4.5) and 0.60 (SSP5-8.5) standard deviations per decade. Predictions set the province-by-year random effect to its expectation and the completeness offset to log 1, so the projected quantity is the latent generation hazard. Support was defined as the 1st–99th percentile of the fitted accumulated warming and effort; main projection figures aggregate only cells inside this range, and the share of qualifying cells is reported on every panel.</w:t>
+      </w:r>
+    </w:p>
+    <w:p>
+      <w:pPr>
+        <w:pStyle w:val="BodyText"/>
+      </w:pPr>
+      <w:r>
+        <w:t xml:space="preserve">To separate the two scenario axes we also projected the frozen model over a 2 × 2 × 2 grid: SSP2-4.5 or SSP5-8.5 deltas; effort frozen at 2024 or growing at 0.6 SD per decade (observed pace 1.19); horizons 2030 and 2050. Province-by-year effects for future years were set to their expectation, species and province effects retained, and provincial expectations summed over species. Future county surfaces hold the 2024 allocation shares fixed.</w:t>
+      </w:r>
+    </w:p>
+    <w:bookmarkEnd w:id="35"/>
+    <w:bookmarkStart w:id="36" w:name="model-family-comparison"/>
+    <w:p>
+      <w:pPr>
+        <w:pStyle w:val="Heading3"/>
+      </w:pPr>
+      <w:r>
+        <w:t xml:space="preserve">Model-family comparison</w:t>
+      </w:r>
+    </w:p>
+    <w:p>
+      <w:pPr>
+        <w:pStyle w:val="FirstParagraph"/>
+      </w:pPr>
+      <w:r>
+        <w:t xml:space="preserve">The projection comparison used a gradient-boosted model (XGBoost, 400 rounds, learning rate 0.05, depth 4)</w:t>
       </w:r>
       <w:r>
         <w:rPr>
@@ -5637,7 +5671,7 @@
         <w:t xml:space="preserve"> </w:t>
       </w:r>
       <w:r>
-        <w:t xml:space="preserve">was trained on the same three predictors, and exact TreeSHAP attributions were computed for interpretation</w:t>
+        <w:t xml:space="preserve">on the same three predictors, with exact TreeSHAP attributions</w:t>
       </w:r>
       <w:r>
         <w:rPr>
@@ -5646,11 +5680,11 @@
         <w:t xml:space="preserve">35</w:t>
       </w:r>
       <w:r>
-        <w:t xml:space="preserve">.</w:t>
-      </w:r>
-    </w:p>
-    <w:bookmarkEnd w:id="35"/>
-    <w:bookmarkStart w:id="36" w:name="data-and-code-availability"/>
+        <w:t xml:space="preserve">. For the cross-validated comparison, a random forest (ranger, 800 trees, class-balanced down-sampling) and XGBoost (300 rounds, learning rate 0.05, depth 5, positive-class weight n₀/n₁) were fitted to the province-level risk set under the main model’s four validation schemes with identical folds and to the prefecture- and county-level allocation sets under temporal and leave-one-province splits with within-stratum rank skill. Hyperparameters were fixed, not tuned per fold.</w:t>
+      </w:r>
+    </w:p>
+    <w:bookmarkEnd w:id="36"/>
+    <w:bookmarkStart w:id="37" w:name="data-and-code-availability"/>
     <w:p>
       <w:pPr>
         <w:pStyle w:val="Heading3"/>
@@ -5686,9 +5720,9 @@
         </w:pict>
       </w:r>
     </w:p>
-    <w:bookmarkEnd w:id="36"/>
     <w:bookmarkEnd w:id="37"/>
     <w:bookmarkEnd w:id="38"/>
+    <w:bookmarkEnd w:id="39"/>
     <w:sectPr>
       <w:footerReference w:type="default" r:id="rId9"/>
       <w:footnotePr>

--- a/submission/NC/Manuscript_NC_maintext.docx
+++ b/submission/NC/Manuscript_NC_maintext.docx
@@ -805,7 +805,7 @@
         <w:pStyle w:val="FirstParagraph"/>
       </w:pPr>
       <w:r>
-        <w:t xml:space="preserve">Migratory strategy shifts the baseline hazard: adding it as a main effect improves fit (ΔAIC 6.2 relative to the model without it) and is the best model in the ladder. It does not, however, moderate either driver. Adding warming × strategy, effort × strategy, both, or the full three-way warming × effort × strategy each</w:t>
+        <w:t xml:space="preserve">Migratory strategy shifts the baseline hazard: adding it as a main effect improves fit (ΔAIC 6.2 relative to the model without it) and is the best model in the ladder. It does not, however, moderate either driver. Adding warming × strategy, effort × strategy, both, or the full three-way term each</w:t>
       </w:r>
       <w:r>
         <w:t xml:space="preserve"> </w:t>
@@ -834,7 +834,7 @@
         <w:t xml:space="preserve"> </w:t>
       </w:r>
       <w:r>
-        <w:t xml:space="preserve">= 0.693, 0.854, 0.899 and 0.256 respectively). Fitting each group separately gives the same picture, with almost completely overlapping intervals. Group sample sizes, group-specific hazard ratios, the exclusion of species whose strategy is unrecorded, and a warming × effort interaction confined to long-distance migrants — which we report as a hypothesis for a larger compilation rather than as a result, because the formal test for heterogeneity among groups is not significant — are given in Supplementary Note S3 (Supplementary Fig. S3; Supplementary Table S3).</w:t>
+        <w:t xml:space="preserve">= 0.693, 0.854, 0.899 and 0.256). Fitting each group separately gives overlapping intervals. Group sizes, group-specific hazard ratios, and a warming × effort interaction confined to long-distance migrants — reported as a hypothesis rather than a result, since the heterogeneity test is not significant — are in Supplementary Note S3 (Supplementary Fig. S3; Supplementary Table S3).</w:t>
       </w:r>
     </w:p>
     <w:bookmarkEnd w:id="16"/>
@@ -899,7 +899,7 @@
         <w:t xml:space="preserve">area</w:t>
       </w:r>
       <w:r>
-        <w:t xml:space="preserve">, not as a count of provinces occupied, because the trait database was published in 2022 and its provincial counts therefore already contain the records used as the response; the two independent area measures agree, giving 1.456 for global range area and 1.653 for Chinese range area (Supplementary Table S4).</w:t>
+        <w:t xml:space="preserve">: the trait database’s provincial counts, published in 2022, already contain the records used as the response. The two independent area measures agree, giving 1.456 for global and 1.653 for Chinese range area (Supplementary Table S4).</w:t>
       </w:r>
     </w:p>
     <w:p>
@@ -1295,7 +1295,7 @@
         <w:pStyle w:val="BodyText"/>
       </w:pPr>
       <w:r>
-        <w:t xml:space="preserve">Treating climate and effort as independent scenario axes shows which one governs future record generation (Supplementary Fig. S16): with effort frozen at 2024, switching SSP2-4.5 for SSP5-8.5 leaves the national expectation unchanged (23.2 versus 23.1 records per year in 2030), whereas effort growing at half its observed pace raises the 2050 expectation from 23.6 to 57–62—with only 2% of cells still inside the fitted support. A random forest and XGBoost under identical designs behave alike, leading on leave-species folds but trailing on temporal and leave-one-province prediction, while all three families agree on where records will fall (ρ 0.62–0.90; Supplementary Note S8; Supplementary Figs S17, S18).</w:t>
+        <w:t xml:space="preserve">Treating climate and effort as independent scenario axes shows which one governs future record generation (Supplementary Fig. S16): with effort frozen at 2024, switching SSP2-4.5 for SSP5-8.5 leaves the national expectation unchanged (23.2 versus 23.1 records per year in 2030), whereas effort growing at half its observed pace raises the 2050 expectation from 23.6 to 57–62—with only 2% of cells still inside the fitted support. A random forest and XGBoost under identical designs behave alike, leading on leave-species folds but trailing on temporal and leave-one-province prediction, while all three families agree on where records will fall (ρ 0.62–0.90; Supplementary Note S8; Supplementary Figs S17, S18). On the same scenario grid the families diverge sharply: from a common 2024 total, the mechanistic model reaches 57.4 records per year by 2050 under continued effort growth, the random forest stays at 23.0 and XGBoost falls to 6.1 (Supplementary Figs S19, S20).</w:t>
       </w:r>
     </w:p>
     <w:bookmarkEnd w:id="22"/>

--- a/submission/NC/Manuscript_NC_maintext.docx
+++ b/submission/NC/Manuscript_NC_maintext.docx
@@ -67,7 +67,7 @@
         <w:pStyle w:val="FirstParagraph"/>
       </w:pPr>
       <w:r>
-        <w:t xml:space="preserve">New provincial distribution records are a primary source of evidence for climate-driven range shifts, yet each record requires a bird, an observer and a publication. We analysed the China Bird New Record dataset (1,029 provincial records, 2000–2025) with a discrete-time hazard model on 175,901 species × province × year cells, dating each record to its discovery and modelling the observation process explicitly. Dating records to publication, the usual practice, inflated the survey-effort hazard ratio by 37% (1.79 versus 1.31) and produced a spurious climate-variability effect. After correction, accumulated warming relative to each species’ historical range (hazard ratio 1.36 per standard deviation) and survey effort (1.40) contributed comparably and interacted negatively, so warming mattered most where effort was low. Permutation nulls attribute an increment of about 1.18 to species-specific warming beyond shared provincial climate. A province-by-year random effect, which absorbs survey campaigns and other regional pulses, was the largest variance component (×2.23 per standard deviation), and the return on effort fell from 2.18 in 2002 to 1.07 in 2024 while that on warming did not. Documented range gains thus reflect climate and observation in similar measure, and the date attached to a record decides which appears to dominate.</w:t>
+        <w:t xml:space="preserve">New provincial distribution records are a primary source of evidence for climate-driven range shifts, yet each record requires a bird, an observer and a publication. We analysed the China Bird New Record dataset (1,029 provincial records, 2000–2025) with a discrete-time hazard model on 175,640 species × province × year cells, dating each record to its discovery and modelling the observation process explicitly. Dating records to publication, the usual practice, inflated the survey-effort hazard ratio by 37% (1.79 versus 1.31) and produced a spurious climate-variability effect. After correction, accumulated warming relative to each species’ historical range (hazard ratio 1.36 per standard deviation) and survey effort (1.43) contributed comparably and interacted negatively, so warming mattered most where effort was low. Permutation nulls attribute an increment of about 1.18 to species-specific warming beyond shared provincial climate. A province-by-year random effect, which absorbs survey campaigns and other regional pulses, was the largest variance component (×2.22 per standard deviation), and the return on effort fell from 2.14 in 2002 to 1.13 in 2024 while that on warming did not. Documented range gains thus reflect climate and observation in similar measure, and the date attached to a record decides which appears to dominate.</w:t>
       </w:r>
     </w:p>
     <w:bookmarkEnd w:id="9"/>
@@ -138,7 +138,7 @@
         <w:t xml:space="preserve">9–13</w:t>
       </w:r>
       <w:r>
-        <w:t xml:space="preserve">, and in mainland China the annual number of birding visits in the eBird and China Bird Report databases rose about 175-fold between 2002–2004 and 2022–2024 (Methods), the period over which the shifts above were reported. Any series of new records from these years will correlate with the growth of observation, whatever the contribution of climate. Opportunistic records yield unbiased trends only when the recording process is modelled</w:t>
+        <w:t xml:space="preserve">, and in mainland China the annual number of birding visits in the eBird and China Bird Report databases rose about 200-fold between 2002–2004 and 2022–2024 (Methods), the period over which the shifts above were reported. Any series of new records from these years will correlate with the growth of observation, whatever the contribution of climate. Opportunistic records yield unbiased trends only when the recording process is modelled</w:t>
       </w:r>
       <w:r>
         <w:rPr>
@@ -327,7 +327,7 @@
         <w:pStyle w:val="BodyText"/>
       </w:pPr>
       <w:r>
-        <w:t xml:space="preserve">After requiring non-missing effort and climate components, the risk set at the 50-cell threshold (8,319 species × province pairs, 185,478 rows and 657 events) yields modelling data of 175,901 rows, 649 events, 392 species and 31 provincial units.</w:t>
+        <w:t xml:space="preserve">After requiring non-missing effort and climate components, the risk set at the 50-cell threshold (8,319 species × province pairs, 185,478 rows and 657 events) yields modelling data of 175,640 rows, 649 events, 392 species and 31 provincial units.</w:t>
       </w:r>
     </w:p>
     <w:bookmarkEnd w:id="11"/>
@@ -353,7 +353,7 @@
         <w:pStyle w:val="BodyText"/>
       </w:pPr>
       <w:r>
-        <w:t xml:space="preserve">Re-dating alone moves the survey-effort hazard ratio from 1.788 to 1.305, so that the publication-year estimate is 37% larger than the corrected one, and moves the annual-variability hazard ratio from 0.850 (</w:t>
+        <w:t xml:space="preserve">Re-dating alone moves the survey-effort hazard ratio from 1.788 to 1.309, so that the publication-year estimate is 37% larger than the corrected one, and moves the annual-variability hazard ratio from 0.850 (</w:t>
       </w:r>
       <w:r>
         <w:rPr>
@@ -379,7 +379,7 @@
         <w:t xml:space="preserve"> </w:t>
       </w:r>
       <w:r>
-        <w:t xml:space="preserve">= 0.48). The accumulated-warming coefficient barely changes (1.394 → 1.437), and neither does the interaction (0.876 → 0.859), as H1 predicted. The remaining corrections are comparatively minor: treating structural zeros in the effort database as coverage gaps moves effort by −0.038; area-weighting the provincial climate series moves it by +0.022; the completeness offset restores +0.159, recovering signal that right-censoring had attenuated; and the province-by-year random intercept removes a further 0.044.</w:t>
+        <w:t xml:space="preserve">= 0.48). The accumulated-warming coefficient barely changes (1.394 → 1.440), and neither does the interaction (0.876 → 0.852), as H1 predicted. The remaining corrections are comparatively minor: treating structural zeros in the effort database as coverage gaps moves effort by −0.038; area-weighting the provincial climate series moves it by +0.029; the completeness offset restores +0.167, recovering signal that right-censoring had attenuated; and the province-by-year random intercept removes a further 0.038.</w:t>
       </w:r>
     </w:p>
     <w:p>
@@ -405,7 +405,7 @@
         <w:pStyle w:val="FirstParagraph"/>
       </w:pPr>
       <w:r>
-        <w:t xml:space="preserve">In the frozen main model, both drivers raise the hazard and the effect sizes are similar (Fig. 2a; Table 2). One standard deviation of accumulated warming relative to a species’ historical range multiplies the annual hazard by 1.362 (95% CI 1.216–1.524;</w:t>
+        <w:t xml:space="preserve">In the frozen main model, both drivers raise the hazard and the effect sizes are similar (Fig. 2a; Table 2). One standard deviation of accumulated warming relative to a species’ historical range multiplies the annual hazard by 1.365 (95% CI 1.219–1.528;</w:t>
       </w:r>
       <w:r>
         <w:t xml:space="preserve"> </w:t>
@@ -421,7 +421,7 @@
         <w:t xml:space="preserve"> </w:t>
       </w:r>
       <w:r>
-        <w:t xml:space="preserve">= 8.3 × 10⁻⁸); one standard deviation of survey effort multiplies it by 1.404 (1.245–1.583;</w:t>
+        <w:t xml:space="preserve">= 7.2 × 10⁻⁸); one standard deviation of survey effort multiplies it by 1.429 (1.268–1.611;</w:t>
       </w:r>
       <w:r>
         <w:t xml:space="preserve"> </w:t>
@@ -437,7 +437,7 @@
         <w:t xml:space="preserve"> </w:t>
       </w:r>
       <w:r>
-        <w:t xml:space="preserve">= 2.9 × 10⁻⁸). Annual climate variability has no effect (0.995, 0.909–1.090;</w:t>
+        <w:t xml:space="preserve">= 4.9 × 10⁻⁹). Annual climate variability has no effect (0.995, 0.908–1.089;</w:t>
       </w:r>
       <w:r>
         <w:t xml:space="preserve"> </w:t>
@@ -453,7 +453,7 @@
         <w:t xml:space="preserve"> </w:t>
       </w:r>
       <w:r>
-        <w:t xml:space="preserve">= 0.92). The two main effects interact negatively (0.849, 0.761–0.948;</w:t>
+        <w:t xml:space="preserve">= 0.91). The two main effects interact negatively (0.839, 0.752–0.936;</w:t>
       </w:r>
       <w:r>
         <w:t xml:space="preserve"> </w:t>
@@ -469,7 +469,7 @@
         <w:t xml:space="preserve"> </w:t>
       </w:r>
       <w:r>
-        <w:t xml:space="preserve">= 3.7 × 10⁻³): the marginal effect of warming is steepest where effort is low and flattens where coverage is already dense (Fig. 2b).</w:t>
+        <w:t xml:space="preserve">= 1.7 × 10⁻³): the marginal effect of warming is steepest where effort is low and flattens where coverage is already dense (Fig. 2b).</w:t>
       </w:r>
     </w:p>
     <w:p>
@@ -477,7 +477,7 @@
         <w:pStyle w:val="BodyText"/>
       </w:pPr>
       <w:r>
-        <w:t xml:space="preserve">The warming coefficient must be read against a benchmark above unity (Supplementary Fig. S11). Permuting warming among species within a province-year, or the event indicator among species at risk, still returns 1.157–1.167, because both permutations preserve the covariance between provincial-annual climate and event counts. The observed 1.362 lies outside that null (</w:t>
+        <w:t xml:space="preserve">The warming coefficient must be read against a benchmark above unity (Supplementary Fig. S11). Permuting warming among species within a province-year, or the event indicator among species at risk, still returns about 1.16, because both permutations preserve the covariance between provincial-annual climate and event counts. The observed 1.365 lies outside that null (</w:t>
       </w:r>
       <w:r>
         <w:rPr>
@@ -490,7 +490,7 @@
         <w:t xml:space="preserve"> </w:t>
       </w:r>
       <w:r>
-        <w:t xml:space="preserve">= 0.005 for both), but only the increment, 1.362/1.157 ≈ 1.18, is attributable to referencing warming to each species’ range; the remainder is a baseline that the null shares. Effort behaves differently. Permuting it across years within a province collapses its hazard ratio to 0.980, with a null interval covering unity, so the effort effect arises from the timing of effort within provinces. A province-cluster bootstrap widens the Wald intervals to 1.20–1.72 for warming and 1.21–1.76 for effort; both lower bounds remain above unity, and the interaction stays below it (0.74–0.99).</w:t>
+        <w:t xml:space="preserve">= 0.005 for both), but only the increment, 1.365/1.161 ≈ 1.18, is attributable to referencing warming to each species’ range; the remainder is a baseline that the null shares. Effort behaves differently. Permuting it across years within a province collapses its hazard ratio to 0.979, with a null interval covering unity, so the effort effect arises from the timing of effort within provinces. A province-cluster bootstrap widens the Wald intervals to 1.20–1.72 for warming and 1.24–1.78 for effort; both lower bounds remain above unity, and the interaction stays below it (0.73–0.99).</w:t>
       </w:r>
     </w:p>
     <w:p>
@@ -498,7 +498,7 @@
         <w:pStyle w:val="BodyText"/>
       </w:pPr>
       <w:r>
-        <w:t xml:space="preserve">In natural units (Fig. 3c), one standard deviation of accumulated warming is 0.179 °C: a province that has warmed by that much more than a species’ own historical Chinese range carries a 36% higher annual hazard for that species. Across the observed range of the variable, −0.65 °C to +0.61 °C, the implied hazard spans roughly ninefold. One standard deviation of survey effort corresponds to a 7.75-fold increase in annual provincial visits, from a median of 60 visits per year to about 465.</w:t>
+        <w:t xml:space="preserve">In natural units (Fig. 3c), one standard deviation of accumulated warming is 0.179 °C: a province that has warmed by that much more than a species’ own historical Chinese range carries a 36% higher annual hazard for that species. Across the observed range of the variable, −0.65 °C to +0.61 °C, the implied hazard spans roughly ninefold. One standard deviation of survey effort corresponds to a 7.89-fold increase in annual provincial visits, from a median of 60.5 visits per year to about 478.</w:t>
       </w:r>
     </w:p>
     <w:p>
@@ -540,7 +540,7 @@
         <w:pStyle w:val="BodyText"/>
       </w:pPr>
       <w:r>
-        <w:t xml:space="preserve">Four independent importance criteria agree that warming and effort are of comparable weight, with warming slightly ahead on discrimination (Fig. 2c). Dropping accumulated warming costs 28.7 AIC units and 0.053 of marginal AUC; dropping survey effort costs 29.5 AIC units and 0.032 of marginal AUC. The interaction costs 6.5 AIC units. Dropping annual variability improves AIC by 2.0 units; we retain it as one half of a pre-specified decomposition.</w:t>
+        <w:t xml:space="preserve">Four independent importance criteria agree that warming and effort are of comparable weight, with warming slightly ahead on discrimination (Fig. 2c). Dropping accumulated warming costs 29.9 AIC units and 0.053 of marginal AUC; dropping survey effort costs 33.4 AIC units and 0.033 of marginal AUC. The interaction costs 7.8 AIC units. Dropping annual variability improves AIC by 2.0 units; we retain it as one half of a pre-specified decomposition.</w:t>
       </w:r>
     </w:p>
     <w:p>
@@ -548,7 +548,7 @@
         <w:pStyle w:val="BodyText"/>
       </w:pPr>
       <w:r>
-        <w:t xml:space="preserve">The discrimination ladder shows the same balance (Fig. 2d). With the random structure held at the main model, fixed-effect-only AUC rises from 0.411 for the null model to 0.559 with effort alone, 0.580 with accumulated warming alone, and 0.610 with both. Climate alone discriminates better than effort alone; neither alone approaches the pair.</w:t>
+        <w:t xml:space="preserve">The discrimination ladder shows the same balance (Fig. 2d). With the random structure held at the main model, fixed-effect-only AUC rises from 0.410 for the null model to 0.559 with effort alone, 0.580 with accumulated warming alone, and 0.610 with both. Climate alone discriminates better than effort alone; neither alone approaches the pair.</w:t>
       </w:r>
     </w:p>
     <w:bookmarkEnd w:id="13"/>
@@ -566,7 +566,7 @@
         <w:pStyle w:val="FirstParagraph"/>
       </w:pPr>
       <w:r>
-        <w:t xml:space="preserve">We evaluated six random-effect structures against four criteria, of which AIC is only one (Table 3; Supplementary Fig. S1). Adding a province-by-year intercept to the conventional species + province structure improves AIC by 93.4 units, raises conditional</w:t>
+        <w:t xml:space="preserve">We evaluated six random-effect structures against four criteria, of which AIC is only one (Table 3; Supplementary Fig. S1). Adding a province-by-year intercept to the conventional species + province structure improves AIC by 92.1 units, raises conditional</w:t>
       </w:r>
       <w:r>
         <w:t xml:space="preserve"> </w:t>
@@ -579,7 +579,7 @@
         <w:t xml:space="preserve">R</w:t>
       </w:r>
       <w:r>
-        <w:t xml:space="preserve">² from 0.274 to 0.411, raises conditional AUC from 0.721 to 0.854, and raises the intraclass correlation from 0.172 to 0.358. Marginal AUC, the discrimination attributable to the fixed effects, is flat across all six structures (0.607–0.613), so the added level absorbs observational heterogeneity without redistributing the fixed-effect signal, as H2 predicted.</w:t>
+        <w:t xml:space="preserve">² from 0.279 to 0.413, raises conditional AUC from 0.722 to 0.853, and raises the intraclass correlation from 0.172 to 0.356. Marginal AUC, the discrimination attributable to the fixed effects, is flat across all six structures (0.611–0.614), so the added level absorbs observational heterogeneity without redistributing the fixed-effect signal, as H2 predicted.</w:t>
       </w:r>
     </w:p>
     <w:p>
@@ -587,7 +587,7 @@
         <w:pStyle w:val="BodyText"/>
       </w:pPr>
       <w:r>
-        <w:t xml:space="preserve">Two structures with random slopes fit marginally better, a species-specific slope on accumulated warming (ΔAIC 4.5) and a province-specific slope on effort (ΔAIC 0.0, the AIC optimum), but both</w:t>
+        <w:t xml:space="preserve">Two structures with random slopes fit marginally better, a species-specific slope on accumulated warming (ΔAIC 2.6) and a province-specific slope on effort (ΔAIC 0.0, the AIC optimum), but both</w:t>
       </w:r>
       <w:r>
         <w:t xml:space="preserve"> </w:t>
@@ -616,7 +616,7 @@
         <w:t xml:space="preserve">R</w:t>
       </w:r>
       <w:r>
-        <w:t xml:space="preserve">² (0.403 and 0.395 respectively, against 0.411), and their fixed effects are indistinguishable from those of the main model (effort 1.397 and 1.372; warming 1.348 and 1.366; Supplementary Fig. S1). We therefore froze the three-level intercept structure, the most parsimonious of the three indistinguishable options and the one with the highest explanatory power. No variance component collapses in any structure (minimum standard deviation 0.274).</w:t>
+        <w:t xml:space="preserve">² (0.405 and 0.400 respectively, against 0.413), and their fixed effects are indistinguishable from those of the main model (effort 1.422 and 1.404; warming 1.351 and 1.368; Supplementary Fig. S1). We therefore froze the three-level intercept structure, the most parsimonious of the three indistinguishable options and the one with the highest explanatory power. No variance component collapses in any structure (minimum standard deviation 0.272).</w:t>
       </w:r>
     </w:p>
     <w:bookmarkEnd w:id="14"/>
@@ -646,7 +646,7 @@
           <w:i/>
           <w:iCs/>
         </w:rPr>
-        <w:t xml:space="preserve">Species (SD 0.405).</w:t>
+        <w:t xml:space="preserve">Species (SD 0.404).</w:t>
       </w:r>
       <w:r>
         <w:t xml:space="preserve"> </w:t>
@@ -664,7 +664,7 @@
           <w:i/>
           <w:iCs/>
         </w:rPr>
-        <w:t xml:space="preserve">Province (SD 0.326).</w:t>
+        <w:t xml:space="preserve">Province (SD 0.332).</w:t>
       </w:r>
       <w:r>
         <w:t xml:space="preserve"> </w:t>
@@ -682,13 +682,13 @@
           <w:i/>
           <w:iCs/>
         </w:rPr>
-        <w:t xml:space="preserve">Province by year (SD 0.804).</w:t>
-      </w:r>
-      <w:r>
-        <w:t xml:space="preserve"> </w:t>
-      </w:r>
-      <w:r>
-        <w:t xml:space="preserve">This is the largest variance component in the model. One standard deviation multiplies the hazard by 2.23, more than either fixed effect, and the fitted levels span a thirteenfold range (Fig. 4c). It represents the scale at which observation operates: a regional survey campaign, a provincial birding festival, a newly established protected area or a new local reporting channel raises the documentation rate for one province in one year.</w:t>
+        <w:t xml:space="preserve">Province by year (SD 0.798).</w:t>
+      </w:r>
+      <w:r>
+        <w:t xml:space="preserve"> </w:t>
+      </w:r>
+      <w:r>
+        <w:t xml:space="preserve">This is the largest variance component in the model. One standard deviation multiplies the hazard by 2.22, more than either fixed effect, and the fitted levels span a thirteenfold range (Fig. 4c). It represents the scale at which observation operates: a regional survey campaign, a provincial birding festival, a newly established protected area or a new local reporting channel raises the documentation rate for one province in one year.</w:t>
       </w:r>
     </w:p>
     <w:p>
@@ -706,7 +706,7 @@
         <w:t xml:space="preserve"> </w:t>
       </w:r>
       <w:r>
-        <w:t xml:space="preserve">This known correction consumes no degrees of freedom; omitting it attenuates the effort coefficient from 1.372 to 1.245, because censoring is concentrated in the recent, high-effort years.</w:t>
+        <w:t xml:space="preserve">This known correction consumes no degrees of freedom; omitting it attenuates the effort coefficient from 1.404 to 1.264, because censoring is concentrated in the recent, high-effort years.</w:t>
       </w:r>
     </w:p>
     <w:bookmarkEnd w:id="15"/>
@@ -753,7 +753,7 @@
         <w:t xml:space="preserve"> </w:t>
       </w:r>
       <w:r>
-        <w:t xml:space="preserve">= 0.693, 0.854, 0.899 and 0.256). Fitting each group separately gives overlapping intervals. Group sizes, group-specific hazard ratios and a warming × effort interaction confined to long-distance migrants, which we treat as a hypothesis because the heterogeneity test is not significant, are in Supplementary Note S3 (Supplementary Fig. S3; Supplementary Table S3).</w:t>
+        <w:t xml:space="preserve">= 0.692, 0.638, 0.792 and 0.260). Fitting each group separately gives overlapping intervals. Group sizes, group-specific hazard ratios and a warming × effort interaction confined to long-distance migrants, which we treat as a hypothesis because the heterogeneity test is not significant, are in Supplementary Note S3 (Supplementary Fig. S3; Supplementary Table S3).</w:t>
       </w:r>
     </w:p>
     <w:bookmarkEnd w:id="16"/>
@@ -789,7 +789,7 @@
         <w:t xml:space="preserve"> </w:t>
       </w:r>
       <w:r>
-        <w:t xml:space="preserve">Across the 1,298 modelled species and three treatments of phylogenetic non-independence, two effects hold. Partial migrants are about twice as likely as residents to yield a new provincial record (odds ratio 1.91–2.50 across treatments, all</w:t>
+        <w:t xml:space="preserve">Across the 1,298 modelled species and three treatments of phylogenetic non-independence, two effects hold. Partial migrants are about twice as likely as residents to yield a new provincial record (odds ratio 1.89–2.50 across treatments, all</w:t>
       </w:r>
       <w:r>
         <w:t xml:space="preserve"> </w:t>
@@ -805,7 +805,7 @@
         <w:t xml:space="preserve"> </w:t>
       </w:r>
       <w:r>
-        <w:t xml:space="preserve">&lt; 0.001), and range size raises the odds by 1.23–1.46 per standard deviation. This converges with the hazard model from a different direction: partial migrants also carry the highest raw event rate there (0.417% against 0.29–0.33%). Range size has to be measured as an area, because the trait database’s provincial counts, published in 2022, already contain the records used as the response. The two independent area measures agree, giving 1.456 for global and 1.653 for Chinese range area (Supplementary Table S4).</w:t>
+        <w:t xml:space="preserve">&lt; 0.001), and range size raises the odds by 1.23–1.46 per standard deviation. This converges with the hazard model from a different direction: partial migrants also carry the highest raw event rate there (0.418% against 0.29–0.33%). Range size has to be measured as an area, because the trait database’s provincial counts, published in 2022, already contain the records used as the response. The two independent area measures agree, giving 1.456 for global and 1.653 for Chinese range area (Supplementary Table S4).</w:t>
       </w:r>
     </w:p>
     <w:p>
@@ -823,7 +823,7 @@
         <w:t xml:space="preserve"> </w:t>
       </w:r>
       <w:r>
-        <w:t xml:space="preserve">Counts of new records per province are overdispersed relative to Poisson and are modelled as negative binomial. The informative specification treats recent survey effort as an offset, so that the response becomes the discovery rate per unit of effort: provinces already well covered in 2002–2008 then yield fewer records per unit of recent effort (0.71,</w:t>
+        <w:t xml:space="preserve">Counts of new records per province are overdispersed relative to Poisson and are modelled as negative binomial. The informative specification treats recent survey effort as an offset, so that the response becomes the discovery rate per unit of effort: provinces already well covered in 2002–2008 then yield fewer records per unit of recent effort (0.70,</w:t>
       </w:r>
       <w:r>
         <w:t xml:space="preserve"> </w:t>
@@ -839,7 +839,7 @@
         <w:t xml:space="preserve"> </w:t>
       </w:r>
       <w:r>
-        <w:t xml:space="preserve">= 0.028), as does higher GDP per capita (0.61,</w:t>
+        <w:t xml:space="preserve">= 0.023), as does higher GDP per capita (0.61,</w:t>
       </w:r>
       <w:r>
         <w:t xml:space="preserve"> </w:t>
@@ -855,7 +855,7 @@
         <w:t xml:space="preserve"> </w:t>
       </w:r>
       <w:r>
-        <w:t xml:space="preserve">= 0.0027). Hierarchical partitioning attributes 51.2% of the explained deviance to species richness, 33.3% to area and 9% to the two effort terms combined, with the full model explaining 20.5% of deviance.</w:t>
+        <w:t xml:space="preserve">= 0.0026). Hierarchical partitioning attributes 51.2% of the explained deviance to species richness, 32.9% to area and 9% to the two effort terms combined, with the full model explaining 20.6% of deviance.</w:t>
       </w:r>
     </w:p>
     <w:p>
@@ -933,7 +933,7 @@
         <w:pStyle w:val="BodyText"/>
       </w:pPr>
       <w:r>
-        <w:t xml:space="preserve">Weighting the candidate provinces by their 2002–2024 survey visits adds the observation process to the null, and the departure that remains points north (χ² = 25.8,</w:t>
+        <w:t xml:space="preserve">Weighting the candidate provinces by their 2002–2024 survey visits adds the observation process to the null, and the departure that remains points north (χ² = 26.8,</w:t>
       </w:r>
       <w:r>
         <w:t xml:space="preserve"> </w:t>
@@ -949,7 +949,7 @@
         <w:t xml:space="preserve"> </w:t>
       </w:r>
       <w:r>
-        <w:t xml:space="preserve">= 0.001). Records fall to the northeast (179 against 153.2 expected) and northwest (31 against 17.9) more often, and to the east (237 against 263.9) and south (20 against 32.1) less often, than the distribution of survey effort predicts (Holm-adjusted</w:t>
+        <w:t xml:space="preserve">= 0.001). Records fall to the northeast (179 against 151.8 expected) and northwest (31 against 17.7) more often, and to the east (237 against 264.3) less often, than the distribution of survey effort predicts (Holm-adjusted</w:t>
       </w:r>
       <w:r>
         <w:t xml:space="preserve"> </w:t>
@@ -965,7 +965,23 @@
         <w:t xml:space="preserve"> </w:t>
       </w:r>
       <w:r>
-        <w:t xml:space="preserve">= 0.016–0.036), and the three northern sectors hold 40.2% of records against 33.0% expected. Of the five best-sampled orders, only Passeriformes departs from both nulls under both placements of provinces (</w:t>
+        <w:t xml:space="preserve">= 0.016–0.024); the southern deficit (20 against 32.4) is marginal (Holm-adjusted</w:t>
+      </w:r>
+      <w:r>
+        <w:t xml:space="preserve"> </w:t>
+      </w:r>
+      <w:r>
+        <w:rPr>
+          <w:i/>
+          <w:iCs/>
+        </w:rPr>
+        <w:t xml:space="preserve">P</w:t>
+      </w:r>
+      <w:r>
+        <w:t xml:space="preserve"> </w:t>
+      </w:r>
+      <w:r>
+        <w:t xml:space="preserve">= 0.050), and the three northern sectors hold 40.2% of records against 32.8% expected. Of the five best-sampled orders, only Passeriformes departs from both nulls under both placements of provinces (</w:t>
       </w:r>
       <w:r>
         <w:rPr>
@@ -996,7 +1012,7 @@
         <w:pStyle w:val="FirstParagraph"/>
       </w:pPr>
       <w:r>
-        <w:t xml:space="preserve">Proportional hazards holds for warming (interaction with time β = −0.022,</w:t>
+        <w:t xml:space="preserve">Proportional hazards holds for warming (interaction with time β &lt; 0.001,</w:t>
       </w:r>
       <w:r>
         <w:t xml:space="preserve"> </w:t>
@@ -1012,7 +1028,7 @@
         <w:t xml:space="preserve"> </w:t>
       </w:r>
       <w:r>
-        <w:t xml:space="preserve">= 0.82) but not for effort (β = −0.211,</w:t>
+        <w:t xml:space="preserve">= 1.00) but not for effort (β = −0.190,</w:t>
       </w:r>
       <w:r>
         <w:t xml:space="preserve"> </w:t>
@@ -1028,7 +1044,7 @@
         <w:t xml:space="preserve"> </w:t>
       </w:r>
       <w:r>
-        <w:t xml:space="preserve">= 7.7 × 10⁻⁴). The departure is itself a result: allowing the effort coefficient to vary through time, its hazard ratio falls from 2.18 (95% CI 1.63–2.90) in 2002 to 1.07 (0.88–1.30) in 2024, crossing into non-significance in the early 2020s (Fig. 4d). The warming term shows no such decline, as H4 predicted, although we did not test the two time interactions against each other.</w:t>
+        <w:t xml:space="preserve">= 2.1 × 10⁻³). The departure is itself a result: allowing the effort coefficient to vary through time, its hazard ratio falls from 2.14 (95% CI 1.61–2.85) in 2002 to 1.13 (0.93–1.37) in 2024, crossing into non-significance in the early 2020s (Fig. 4d). The warming term shows no such decline, as H4 predicted, although we did not test the two time interactions against each other.</w:t>
       </w:r>
     </w:p>
     <w:bookmarkEnd w:id="19"/>
@@ -1064,7 +1080,7 @@
         <w:t xml:space="preserve"> </w:t>
       </w:r>
       <w:r>
-        <w:t xml:space="preserve">Raising the requirement from 50 to 200 suitable cells changes the risk set from 175,901 to 155,435 rows but leaves the coefficients essentially fixed (effort 1.404, 1.405, 1.411; warming 1.362, 1.376, 1.372; interaction 0.849, 0.851, 0.850).</w:t>
+        <w:t xml:space="preserve">Raising the requirement from 50 to 200 suitable cells changes the risk set from 175,640 to 155,207 rows but leaves the coefficients essentially fixed (effort 1.429, 1.431, 1.437; warming 1.365, 1.379, 1.375; interaction 0.839, 0.840, 0.839).</w:t>
       </w:r>
     </w:p>
     <w:p>
@@ -1082,7 +1098,7 @@
         <w:t xml:space="preserve"> </w:t>
       </w:r>
       <w:r>
-        <w:t xml:space="preserve">We tested windows of 5, 10, 15 and 20 years against three climate series (Supplementary Fig. S2). The warming coefficient rises with window length in every series, from 1.16–1.21 at five years to 1.36–1.40 at twenty, as expected of a process that integrates climate over decades. A 3–23-year grid (Supplementary Table S8) places the optimum at 18–20 years, interior to the tested range; we retain the pre-specified 15 years, within 2.2–5.6 AIC units of it. Baseline period, data source and climate indicator move the estimate only slightly (Supplementary Note S5).</w:t>
+        <w:t xml:space="preserve">We tested windows of 5, 10, 15 and 20 years against three climate series (Supplementary Fig. S2). The warming coefficient rises with window length in every series, from 1.16–1.22 at five years to 1.38–1.40 at twenty, as expected of a process that integrates climate over decades. A 3–23-year grid (Supplementary Table S8) places the optimum at 18–20 years, interior to the tested range; we retain the pre-specified 15 years, within 2.1–6.0 AIC units of it. Baseline period, data source and climate indicator move the estimate only slightly (Supplementary Note S5).</w:t>
       </w:r>
     </w:p>
     <w:p>
@@ -1090,7 +1106,7 @@
         <w:pStyle w:val="BodyText"/>
       </w:pPr>
       <w:r>
-        <w:t xml:space="preserve">Across all twelve combinations the effort coefficient is flat at 1.34–1.41 and the interaction negative (0.82–1.00); because changing the climate specification leaves the effort estimate unchanged, the two terms are separately identified.</w:t>
+        <w:t xml:space="preserve">Across all twelve combinations the effort coefficient is flat at 1.37–1.43 and the interaction negative (0.82–0.96); because changing the climate specification leaves the effort estimate unchanged, the two terms are separately identified.</w:t>
       </w:r>
     </w:p>
     <w:p>
@@ -1108,7 +1124,7 @@
         <w:t xml:space="preserve"> </w:t>
       </w:r>
       <w:r>
-        <w:t xml:space="preserve">All twelve combinations of four proxies (visits, observers, birding days, records) and three treatments of the 24 implausible zero cells (coverage gap, bounded within-province interpolation, zero-filling) give effort hazard ratios between 1.25 and 1.52 and warming hazard ratios between 1.35 and 1.37. Supplementary Note S5 gives the evidence that these cells are gaps in database coverage.</w:t>
+        <w:t xml:space="preserve">All twelve combinations of four proxies (visits, observers, birding days, records) and three treatments of the 24 implausible zero cells (coverage gap, bounded within-province interpolation, zero-filling) give effort hazard ratios between 1.25 and 1.55 and warming hazard ratios between 1.33 and 1.39. Supplementary Note S5 gives the evidence that these cells are gaps in database coverage.</w:t>
       </w:r>
     </w:p>
     <w:bookmarkEnd w:id="20"/>
@@ -1142,7 +1158,7 @@
         <w:t xml:space="preserve"> </w:t>
       </w:r>
       <w:r>
-        <w:t xml:space="preserve">= 0.74), dispersion is correct (</w:t>
+        <w:t xml:space="preserve">= 0.86), dispersion is correct (</w:t>
       </w:r>
       <w:r>
         <w:rPr>
@@ -1155,7 +1171,7 @@
         <w:t xml:space="preserve"> </w:t>
       </w:r>
       <w:r>
-        <w:t xml:space="preserve">= 0.59) and there is no zero inflation (</w:t>
+        <w:t xml:space="preserve">= 0.51) and there is no zero inflation (</w:t>
       </w:r>
       <w:r>
         <w:rPr>
@@ -1168,7 +1184,7 @@
         <w:t xml:space="preserve"> </w:t>
       </w:r>
       <w:r>
-        <w:t xml:space="preserve">= 0.59). Province-mean residuals show no spatial autocorrelation (Moran’s</w:t>
+        <w:t xml:space="preserve">= 0.52). Province-mean residuals show no spatial autocorrelation (Moran’s</w:t>
       </w:r>
       <w:r>
         <w:t xml:space="preserve"> </w:t>
@@ -1184,7 +1200,7 @@
         <w:t xml:space="preserve"> </w:t>
       </w:r>
       <w:r>
-        <w:t xml:space="preserve">= −0.038; permutation</w:t>
+        <w:t xml:space="preserve">= −0.042; permutation</w:t>
       </w:r>
       <w:r>
         <w:t xml:space="preserve"> </w:t>
@@ -1200,7 +1216,7 @@
         <w:t xml:space="preserve"> </w:t>
       </w:r>
       <w:r>
-        <w:t xml:space="preserve">= 0.86). The outlier test is significant (95 outliers), as expected for a binary outcome with an event rate of 0.37%.</w:t>
+        <w:t xml:space="preserve">= 0.76). The outlier test is significant (86 outliers), as expected for a binary outcome with an event rate of 0.37%.</w:t>
       </w:r>
     </w:p>
     <w:p>
@@ -1208,7 +1224,7 @@
         <w:pStyle w:val="BodyText"/>
       </w:pPr>
       <w:r>
-        <w:t xml:space="preserve">Three resampling analyses complete the assessment (Supplementary Note S6; Supplementary Fig. S11). A cluster bootstrap shows that provincial clustering inflates the standard errors by a factor of 1.26–1.59, whereas species clustering does not (0.86–1.17); Table 2 reports both. A parametric bootstrap recovers the coefficients with absolute bias below 0.01 on the log-hazard scale and gives actual coverage of 91.3–95.3% for the nominal 95% interval. Leaving out each province, and each of ten species deciles, moves the coefficients by at most 4.2%: no single province or species group carries the result.</w:t>
+        <w:t xml:space="preserve">Three resampling analyses complete the assessment (Supplementary Note S6; Supplementary Fig. S11). A cluster bootstrap shows that provincial clustering inflates the standard errors by a factor of 1.30–1.53, whereas species clustering does not (0.89–1.19); Table 2 reports both. A parametric bootstrap recovers the coefficients with absolute bias below 0.01 on the log-hazard scale and gives actual coverage of 92.0–93.3% for the nominal 95% interval. Leaving out each province, and each of ten species deciles, moves the coefficients by at most 3.9%: no single province or species group carries the result.</w:t>
       </w:r>
     </w:p>
     <w:bookmarkEnd w:id="21"/>
@@ -1226,7 +1242,7 @@
         <w:pStyle w:val="FirstParagraph"/>
       </w:pPr>
       <w:r>
-        <w:t xml:space="preserve">We projected the fitted hazard under SSP2-4.5 and SSP5-8.5 for 2030, 2050 and 2080 and asked how much of each scenario lies inside the range over which the model was fitted (Fig. 7b). The historical species-specific gradient has a standard deviation of only 0.18 °C, because provincial and range-wide anomalies largely move together. Future province-minus-range warming differentials reach 2 °C, more than ten standard deviations beyond the fitted range. Consequently, only 47.8% of species-province cells fall inside the fitted covariate support under SSP2-4.5 in 2030, 10.4% in 2050 and 2.1% in 2080; under SSP5-8.5 the corresponding figures are 34.2%, 2.1% and 1.9%.</w:t>
+        <w:t xml:space="preserve">We projected the fitted hazard under SSP2-4.5 and SSP5-8.5 for 2030, 2050 and 2080 and asked how much of each scenario lies inside the range over which the model was fitted (Fig. 7b). The historical species-specific gradient has a standard deviation of only 0.18 °C, because provincial and range-wide anomalies largely move together. Future province-minus-range warming differentials reach 2 °C, more than ten standard deviations beyond the fitted range, and effort leaves its fitted range sooner still, because its 2024 level is already the highest observed. Only 45.7% of species-province cells fall inside the fitted covariate support under SSP2-4.5 in 2030, 6.3% in 2050 and none in 2080; under SSP5-8.5, 30.3% in 2030 and none thereafter.</w:t>
       </w:r>
     </w:p>
     <w:p>
@@ -1234,7 +1250,7 @@
         <w:pStyle w:val="BodyText"/>
       </w:pPr>
       <w:r>
-        <w:t xml:space="preserve">Restricted to cells inside the support, the mechanistic model projects hazard ratios relative to 2024 of 0.79 to 2.94 (Supplementary Fig. S6). Applied without the mask, the same model produces ratios up to 78 (Supplementary Fig. S10).</w:t>
+        <w:t xml:space="preserve">Restricted to cells inside the support, the mechanistic model projects hazard ratios relative to 2024 of 0.95 to 1.50 (Supplementary Fig. S6). Applied without the mask, the same model produces ratios up to 88 (Supplementary Fig. S10).</w:t>
       </w:r>
     </w:p>
     <w:p>
@@ -1242,7 +1258,7 @@
         <w:pStyle w:val="BodyText"/>
       </w:pPr>
       <w:r>
-        <w:t xml:space="preserve">A gradient-boosted comparison model trained on the same three predictors shows why the support matters (Supplementary Note S7; Supplementary Figs S7, S8). Within the observed range the two model families track each other across province-years (Spearman ρ = 0.54); outside it they agree on the direction of change in only 23.7% of cells, falling to 6.5% under SSP5-8.5 in 2080. The cause is structural: tree ensembles saturate once covariates leave the training support, whereas the complementary log-log model extrapolates linearly on the log-hazard scale.</w:t>
+        <w:t xml:space="preserve">A gradient-boosted comparison model trained on the same three predictors shows why the support matters (Supplementary Note S7; Supplementary Figs S7, S8). Within the observed range the two model families track each other across province-years (Spearman ρ = 0.56); outside it they agree on the direction of change in only 8.6% of cells, and in none under SSP5-8.5 in 2080. The cause is structural: tree ensembles saturate once covariates leave the training support, whereas the complementary log-log model extrapolates linearly on the log-hazard scale.</w:t>
       </w:r>
     </w:p>
     <w:p>
@@ -1250,7 +1266,7 @@
         <w:pStyle w:val="BodyText"/>
       </w:pPr>
       <w:r>
-        <w:t xml:space="preserve">Treating climate and effort as independent scenario axes shows which governs future record generation (Supplementary Fig. S16): with effort frozen at 2024, switching SSP2-4.5 for SSP5-8.5 leaves the national expectation unchanged (23.2 versus 23.1 per year in 2030), whereas effort growing at half its observed pace raises the 2050 expectation from 23.6 to 57–62, with only 2% of cells still in support. A random forest and XGBoost under identical designs behave alike, leading on leave-species folds but trailing on temporal and leave-one-province prediction, while all three families agree on where records will fall (ρ 0.62–0.90; Supplementary Note S8; Supplementary Figs S17, S18). On the same scenario grid the families diverge sharply: from a common 2024 total, the mechanistic model reaches 57.4 records per year by 2050 under continued effort growth, the random forest stays at 23.0 and XGBoost falls to 6.1 (Supplementary Figs S19, S20).</w:t>
+        <w:t xml:space="preserve">Treating climate and effort as independent scenario axes shows which governs future record generation (Supplementary Fig. S16): with effort frozen at 2024, switching SSP2-4.5 for SSP5-8.5 leaves the national expectation unchanged (26.1 versus 25.9 per year in 2030), whereas effort growing at half its observed pace raises the 2050 expectation from 26.8 to 79–89, with no cells left in support. A random forest and XGBoost under identical designs behave alike, leading on leave-species folds but trailing on temporal and leave-one-province prediction, while all three families agree on where records will fall (ρ 0.59–0.89; Supplementary Note S8; Supplementary Figs S17, S18). On the same scenario grid the families diverge sharply: from a common 2024 total, the mechanistic model reaches 79.3 records per year by 2050 under continued effort growth, the random forest stays at 23.9 and XGBoost falls to 7.4 (Supplementary Figs S19, S20).</w:t>
       </w:r>
     </w:p>
     <w:bookmarkEnd w:id="22"/>
@@ -1295,7 +1311,7 @@
         <w:pStyle w:val="FirstParagraph"/>
       </w:pPr>
       <w:r>
-        <w:t xml:space="preserve">New provincial bird records in China reflect both the movement of birds and the growth of birdwatching, in similar measure. Once records are dated to discovery and observation is modelled explicitly, a standard deviation of warming relative to a species’ historical range raises the annual hazard of a first record about as much as a standard deviation of survey effort (hazard ratios 1.36 and 1.40). Which of the two appears to dominate depends on a field that analyses of such compilations seldom question: the date. We had expected effort to dominate, given the growth of birdwatching; that expectation held only under publication-year dating.</w:t>
+        <w:t xml:space="preserve">New provincial bird records in China reflect both the movement of birds and the growth of birdwatching, in similar measure. Once records are dated to discovery and observation is modelled explicitly, a standard deviation of warming relative to a species’ historical range raises the annual hazard of a first record about as much as a standard deviation of survey effort (hazard ratios 1.36 and 1.43). Which of the two appears to dominate depends on a field that analyses of such compilations seldom question: the date. We had expected effort to dominate, given the growth of birdwatching; that expectation held only under publication-year dating.</w:t>
       </w:r>
     </w:p>
     <w:p>
@@ -1303,7 +1319,7 @@
         <w:pStyle w:val="BodyText"/>
       </w:pPr>
       <w:r>
-        <w:t xml:space="preserve">Publication dating biases estimates in a predictable direction (H1). Publication lags discovery by about two years and observation grew every year, so a record dated to publication is credited to a year in which more people were looking than when the bird was found, and the error favours whichever covariate trends with observer numbers. The problem extends beyond new records: most new plant species are described from specimens collected years or decades earlier</w:t>
+        <w:t xml:space="preserve">Publication dating biases estimates in a predictable direction (H1). Publication lags discovery by about two years and observation grew almost every year, so a record dated to publication is credited to a year in which more people were looking than when the bird was found, and the error favours whichever covariate trends with observer numbers. The problem extends beyond new records: most new plant species are described from specimens collected years or decades earlier</w:t>
       </w:r>
       <w:r>
         <w:rPr>
@@ -1338,7 +1354,7 @@
         <w:pStyle w:val="BodyText"/>
       </w:pPr>
       <w:r>
-        <w:t xml:space="preserve">The two drivers also behave differently through time. The return on effort fell from 2.18 in 2002 to 1.07 in 2024, and provinces that were well surveyed in 2002–2008 later yielded fewer records per unit of effort, whereas the return on warming showed no detectable change (H4). We read this as the difference between a stock and a flow. Effort draws down a stock of occurrences that were detectable but undocumented, the Wallacean shortfall</w:t>
+        <w:t xml:space="preserve">The two drivers also behave differently through time. The return on effort fell from 2.14 in 2002 to 1.13 in 2024, and provinces that were well surveyed in 2002–2008 later yielded fewer records per unit of effort, whereas the return on warming showed no detectable change (H4). We read this as the difference between a stock and a flow. Effort draws down a stock of occurrences that were detectable but undocumented, the Wallacean shortfall</w:t>
       </w:r>
       <w:r>
         <w:rPr>
@@ -1364,7 +1380,7 @@
         <w:pStyle w:val="BodyText"/>
       </w:pPr>
       <w:r>
-        <w:t xml:space="preserve">The warming coefficient also needs the right benchmark. Permutations that retain provincial-annual climate but scramble species identity still return a hazard ratio of about 1.16, so the component attributable to referencing warming to each species’ own range is about 1.18. The rest is an association between provincial climate and the number of records in a province-year, which may be climatic or observational and which a species-blind analysis would reproduce. Direction makes the same point more sharply: the apparent eastward concentration of new records is what China’s position relative to species’ global ranges produces when records fall at random among candidate provinces. Against a null that also follows survey effort, records lie further north than expected, with 40.2% in the three northern sectors against 33.0%. Directional readings of new records</w:t>
+        <w:t xml:space="preserve">The warming coefficient also needs the right benchmark. Permutations that retain provincial-annual climate but scramble species identity still return a hazard ratio of about 1.16, so the component attributable to referencing warming to each species’ own range is about 1.18. The rest is an association between provincial climate and the number of records in a province-year, which may be climatic or observational and which a species-blind analysis would reproduce. Direction makes the same point more sharply: the apparent eastward concentration of new records is what China’s position relative to species’ global ranges produces when records fall at random among candidate provinces. Against a null that also follows survey effort, records lie further north than expected, with 40.2% in the three northern sectors against 32.8%. Directional readings of new records</w:t>
       </w:r>
       <w:r>
         <w:rPr>
@@ -1384,7 +1400,7 @@
         <w:pStyle w:val="BodyText"/>
       </w:pPr>
       <w:r>
-        <w:t xml:space="preserve">Projection meets a different limit. Because the species-referenced gradient varied little in the past, late-century scenarios push about 98% of species–province cells outside the fitted support, where the mechanistic and machine-learning models agree on the direction of change in fewer than a quarter of cells. The scenario projections also apply the effort coefficient estimated over the whole period, although its value had fallen to 1.07 by 2024, so the effort-driven rise they imply is an upper bound. Projections of record generation should report the share of projected cells inside the fitted support</w:t>
+        <w:t xml:space="preserve">Projection meets a different limit. Because the species-referenced gradient varied little and effort is projected past its observed peak, late-century scenarios push all species–province cells outside the fitted support, where the mechanistic and machine-learning models agree on the direction of change in fewer than one cell in ten. The scenario projections also apply the effort coefficient estimated over the whole period, although its value had fallen to 1.13 by 2024, so the effort-driven rise they imply is an upper bound. Projections of record generation should report the share of projected cells inside the fitted support</w:t>
       </w:r>
       <w:r>
         <w:rPr>
@@ -1409,7 +1425,7 @@
         <w:pStyle w:val="BodyText"/>
       </w:pPr>
       <w:r>
-        <w:t xml:space="preserve">A province-year pulse of one standard deviation multiplies the hazard of a first record by 2.23, more than either driver, so survey campaigns change the biodiversity record quickly and should be placed deliberately. Because effort acts on a logarithmic scale and well-surveyed provinces yield fewer records per unit of new effort, additional visits document most where surveys are sparse, which is also where warming raises the hazard most. Because the return on effort has fallen within two decades, a plateau in new records should not be taken to mean that redistribution has slowed. Records inside nature reserves track where people watch birds and should not be used to score reserve performance. Finally, compilers of new-record data can make every later analysis more reliable, at little cost, by publishing both the date of observation and the date of publication for each record.</w:t>
+        <w:t xml:space="preserve">A province-year pulse of one standard deviation multiplies the hazard of a first record by 2.22, more than either driver, so survey campaigns change the biodiversity record quickly and should be placed deliberately. Because effort acts on a logarithmic scale and well-surveyed provinces yield fewer records per unit of new effort, additional visits document most where surveys are sparse, which is also where warming raises the hazard most. Because the return on effort has fallen within two decades, a plateau in new records should not be taken to mean that redistribution has slowed. Records inside nature reserves track where people watch birds and should not be used to score reserve performance. Finally, compilers of new-record data can make every later analysis more reliable, at little cost, by publishing both the date of observation and the date of publication for each record.</w:t>
       </w:r>
     </w:p>
     <w:bookmarkEnd w:id="25"/>
@@ -2299,7 +2315,7 @@
         <w:pStyle w:val="FirstParagraph"/>
       </w:pPr>
       <w:r>
-        <w:t xml:space="preserve">Provincial annual survey effort was compiled from deduplicated eBird/GBIF occurrence records and China Bird Report checklists (http://www.birdreport.cn) and expressed through four proxies: number of visits, number of distinct observers, number of birding days and number of records. Thirty-nine province-years (Hong Kong, Macao and Taiwan) have no coverage in the source database. A further 24 mainland province-years were recorded as exactly zero. We treat these as coverage gaps rather than true zeros: in 22 of 24, the adjacent years in the same province record between one and 27 visits. In the main analysis these cells are missing; sensitivity analyses zero-fill them (the previously published treatment) and impute them by within-province linear interpolation on the log scale, which is bounded by the neighbouring observed values. Each proxy is log1p-transformed and standardised within the analysis scope separately for each missing-data rule. Summed over mainland provinces, annual visits rose from a mean of 493 in 2002–2004 to 86,380 in 2022–2024.</w:t>
+        <w:t xml:space="preserve">Provincial annual survey effort was compiled from deduplicated eBird/GBIF occurrence records and China Bird Report checklists (http://www.birdreport.cn) and expressed through four proxies: number of visits, number of distinct observers, number of birding days and number of records. eBird checklists for 2024, absent from the original download, were added from a separate GBIF download (https://doi.org/10.15468/dl.vfeeak) with the same visit definition; Guangdong in 2024, where China Bird Report records cover only 14 days, was treated as missing. Thirty-nine province-years (Hong Kong, Macao and Taiwan) have no coverage in the source database. A further 24 mainland province-years were recorded as exactly zero. We treat these as coverage gaps rather than true zeros: in 22 of 24, the adjacent years in the same province record between one and 27 visits. In the main analysis these cells are missing; sensitivity analyses zero-fill them (the previously published treatment) and impute them by within-province linear interpolation on the log scale, which is bounded by the neighbouring observed values. Each proxy is log1p-transformed and standardised within the analysis scope separately for each missing-data rule. Summed over mainland provinces, annual visits rose from a mean of 493 in 2002–2004 to 99,156 in 2022–2024.</w:t>
       </w:r>
     </w:p>
     <w:bookmarkEnd w:id="30"/>
@@ -2698,7 +2714,7 @@
         <w:pStyle w:val="FirstParagraph"/>
       </w:pPr>
       <w:r>
-        <w:t xml:space="preserve">CMIP6 four-model ensemble median deltas for annual mean temperature were computed for SSP2-4.5 and SSP5-8.5 at 2030, 2050 and 2080, separately for each province and each species range, and added to both ends of the climate gradient. Effort was grown at 0.30 (SSP2-4.5) and 0.60 (SSP5-8.5) standard deviations per decade. Predictions set the province-by-year random effect to its expectation and the completeness offset to log 1, so the projected quantity is the latent generation hazard. Support was defined as the 1st–99th percentile of the fitted accumulated warming and effort; main projection figures aggregate only cells inside this range, and the share of qualifying cells is reported on every panel.</w:t>
+        <w:t xml:space="preserve">CMIP6 four-model ensemble median deltas for annual mean temperature were computed for SSP2-4.5 and SSP5-8.5 at 2030, 2050 and 2080, separately for each province and each species range, and added to both ends of the climate gradient. Effort was grown at 0.30 (SSP2-4.5) and 0.60 (SSP5-8.5) standard deviations per decade. Predictions set the province-by-year random effect to its expectation and the completeness offset to log 1, so the projected quantity is the latent generation hazard. For projection, Guangdong’s 2024 effort was carried forward from 2023. Support was defined as the 1st–99th percentile of the fitted accumulated warming and effort; main projection figures aggregate only cells inside this range, and the share of qualifying cells is reported on every panel.</w:t>
       </w:r>
     </w:p>
     <w:p>
@@ -2706,7 +2722,7 @@
         <w:pStyle w:val="BodyText"/>
       </w:pPr>
       <w:r>
-        <w:t xml:space="preserve">To separate the two scenario axes we also projected the frozen model over a 2 × 2 × 2 grid: SSP2-4.5 or SSP5-8.5 deltas; effort frozen at 2024 or growing at 0.6 SD per decade (observed pace 1.19); horizons 2030 and 2050. Province-by-year effects for future years were set to their expectation, species and province effects retained, and provincial expectations summed over species. Future county surfaces hold the 2024 allocation shares fixed.</w:t>
+        <w:t xml:space="preserve">To separate the two scenario axes we also projected the frozen model over a 2 × 2 × 2 grid: SSP2-4.5 or SSP5-8.5 deltas; effort frozen at 2024 or growing at 0.6 SD per decade (observed pace 1.22); horizons 2030 and 2050. Province-by-year effects for future years were set to their expectation, species and province effects retained, and provincial expectations summed over species. Future county surfaces hold the 2024 allocation shares fixed.</w:t>
       </w:r>
     </w:p>
     <w:bookmarkEnd w:id="34"/>
@@ -2858,7 +2874,7 @@
         <w:t xml:space="preserve"> </w:t>
       </w:r>
       <w:r>
-        <w:t xml:space="preserve">are available on request from BirdLife International (http://datazone.birdlife.org/species/requestdis); their licence does not permit redistribution. Survey-effort indicators were derived from eBird/GBIF occurrence records and China Bird Report checklists (http://www.birdreport.cn); the raw records remain subject to their providers’ terms, and the province-year effort panel used in all analyses is provided in the project repository</w:t>
+        <w:t xml:space="preserve">are available on request from BirdLife International (http://datazone.birdlife.org/species/requestdis); their licence does not permit redistribution. Survey-effort indicators were derived from eBird/GBIF occurrence records (2024 records: https://doi.org/10.15468/dl.vfeeak) and China Bird Report checklists (http://www.birdreport.cn); the raw records remain subject to their providers’ terms, and the province-year effort panel used in all analyses is provided in the project repository</w:t>
       </w:r>
       <w:r>
         <w:rPr>
